--- a/public/materials/digital-citizenship/teaching-guide/cs/DigitalCitizenship_Teaching_CS.docx
+++ b/public/materials/digital-citizenship/teaching-guide/cs/DigitalCitizenship_Teaching_CS.docx
@@ -455,7 +455,21 @@
           <w:rFonts w:ascii="Arial" w:eastAsia="Arial" w:hAnsi="Arial" w:cs="Arial"/>
           <w:lang w:val="cs-CZ"/>
         </w:rPr>
-        <w:t>Modul je rozdělený do pěti částí. Každá část má své cíle, aktivity a momenty hodnocení. Aktivity lze využít jako celou vyučovací hodinu i jako samostatné úkoly.</w:t>
+        <w:t>Modul je rozdělený do pěti částí. Každá část má své cíle, aktivity a momenty</w:t>
+      </w:r>
+      <w:r>
+        <w:rPr>
+          <w:rFonts w:ascii="Arial" w:eastAsia="Arial" w:hAnsi="Arial" w:cs="Arial"/>
+          <w:lang w:val="cs-CZ"/>
+        </w:rPr>
+        <w:t xml:space="preserve"> k</w:t>
+      </w:r>
+      <w:r>
+        <w:rPr>
+          <w:rFonts w:ascii="Arial" w:eastAsia="Arial" w:hAnsi="Arial" w:cs="Arial"/>
+          <w:lang w:val="cs-CZ"/>
+        </w:rPr>
+        <w:t xml:space="preserve"> hodnocení. Aktivity lze využít jako celou vyučovací hodinu i jako samostatné úkoly.</w:t>
       </w:r>
     </w:p>
     <w:p>
@@ -1067,23 +1081,7 @@
           <w:rFonts w:ascii="Arial" w:eastAsia="Arial" w:hAnsi="Arial" w:cs="Arial"/>
           <w:lang w:val="cs-CZ"/>
         </w:rPr>
-        <w:t xml:space="preserve">(V, R, A) – Pusťte žákům video </w:t>
-      </w:r>
-      <w:proofErr w:type="spellStart"/>
-      <w:r>
-        <w:rPr>
-          <w:rFonts w:ascii="Arial" w:eastAsia="Arial" w:hAnsi="Arial" w:cs="Arial"/>
-          <w:lang w:val="cs-CZ"/>
-        </w:rPr>
-        <w:t>KidCy</w:t>
-      </w:r>
-      <w:proofErr w:type="spellEnd"/>
-      <w:r>
-        <w:rPr>
-          <w:rFonts w:ascii="Arial" w:eastAsia="Arial" w:hAnsi="Arial" w:cs="Arial"/>
-          <w:lang w:val="cs-CZ"/>
-        </w:rPr>
-        <w:t xml:space="preserve"> 1.1.2 Co je digitální prostředí a co jsou digitální systémy?</w:t>
+        <w:t>(V, R, A) – Pusťte žákům video 1.1.2 Co je digitální prostředí a co jsou digitální systémy?</w:t>
       </w:r>
     </w:p>
     <w:p>
@@ -3697,7 +3695,7 @@
           <w:rFonts w:ascii="Arial" w:eastAsia="Arial" w:hAnsi="Arial" w:cs="Arial"/>
           <w:lang w:val="cs-CZ"/>
         </w:rPr>
-        <w:t>(V, R, A) – Pusťte žákům video KidCy 1.3.3 Co je nastavení soukromí?</w:t>
+        <w:t>(V, R, A) – Pusťte žákům video 1.3.3 Co je nastavení soukromí?</w:t>
       </w:r>
     </w:p>
     <w:p>
@@ -4502,7 +4500,7 @@
           <w:rFonts w:ascii="Arial" w:eastAsia="Arial" w:hAnsi="Arial" w:cs="Arial"/>
           <w:lang w:val="cs-CZ"/>
         </w:rPr>
-        <w:t>(V, R, A) – Pusťte žákům video KidCy 1.4.1 Odolnost v digitálním prostředí</w:t>
+        <w:t>(V, R, A) – Pusťte žákům video 1.4.1 Odolnost v digitálním prostředí</w:t>
       </w:r>
     </w:p>
     <w:p>
